--- a/Cours/6eme/SaintExupery/Chapitre_1_1/Documents/Chapitre 1 - Partie 1 - Nombres entiers (Complet).docx
+++ b/Cours/6eme/SaintExupery/Chapitre_1_1/Documents/Chapitre 1 - Partie 1 - Nombres entiers (Complet).docx
@@ -4274,9 +4274,9 @@
         <mc:AlternateContent>
           <mc:Choice Requires="wps">
             <w:drawing>
-              <wp:inline distT="0" distB="0" distL="0" distR="0" wp14:anchorId="3D1A2570" wp14:editId="2A5B6FCB">
-                <wp:extent cx="6480000" cy="864178"/>
-                <wp:effectExtent l="57150" t="57150" r="16510" b="12700"/>
+              <wp:inline distT="0" distB="0" distL="0" distR="0" wp14:anchorId="3D1A2570" wp14:editId="7E23E48D">
+                <wp:extent cx="6480000" cy="1374835"/>
+                <wp:effectExtent l="57150" t="57150" r="16510" b="15875"/>
                 <wp:docPr id="12" name="Zone de texte 2"/>
                 <wp:cNvGraphicFramePr>
                   <a:graphicFrameLocks xmlns:a="http://schemas.openxmlformats.org/drawingml/2006/main"/>
@@ -4290,7 +4290,7 @@
                       <wps:spPr bwMode="auto">
                         <a:xfrm>
                           <a:off x="0" y="0"/>
-                          <a:ext cx="6480000" cy="864178"/>
+                          <a:ext cx="6480000" cy="1374835"/>
                         </a:xfrm>
                         <a:prstGeom prst="rect">
                           <a:avLst/>
@@ -4477,7 +4477,7 @@
                                 <w:ilvl w:val="0"/>
                                 <w:numId w:val="19"/>
                               </w:numPr>
-                              <w:spacing w:before="100" w:beforeAutospacing="1" w:after="100" w:afterAutospacing="1" w:line="240" w:lineRule="auto"/>
+                              <w:spacing w:before="100" w:beforeAutospacing="1" w:after="0" w:line="240" w:lineRule="auto"/>
                               <w:rPr>
                                 <w:rFonts w:ascii="Cambria Math" w:eastAsia="Times New Roman" w:hAnsi="Cambria Math" w:cs="Times New Roman"/>
                                 <w:sz w:val="24"/>
@@ -4556,6 +4556,149 @@
                               <w:t>.</w:t>
                             </w:r>
                           </w:p>
+                          <w:p>
+                            <w:pPr>
+                              <w:spacing w:after="0" w:line="240" w:lineRule="auto"/>
+                              <w:ind w:left="720"/>
+                              <w:rPr>
+                                <w:rFonts w:ascii="Cambria Math" w:eastAsia="Times New Roman" w:hAnsi="Cambria Math" w:cs="Times New Roman"/>
+                                <w:i/>
+                                <w:iCs/>
+                                <w:sz w:val="24"/>
+                                <w:szCs w:val="24"/>
+                                <w:lang w:eastAsia="fr-FR"/>
+                              </w:rPr>
+                            </w:pPr>
+                            <w:proofErr w:type="gramStart"/>
+                            <w:r>
+                              <w:rPr>
+                                <w:rFonts w:ascii="Cambria Math" w:eastAsia="Times New Roman" w:hAnsi="Cambria Math" w:cs="Times New Roman"/>
+                                <w:i/>
+                                <w:iCs/>
+                                <w:sz w:val="24"/>
+                                <w:szCs w:val="24"/>
+                                <w:lang w:eastAsia="fr-FR"/>
+                              </w:rPr>
+                              <w:t>Ou</w:t>
+                            </w:r>
+                            <w:proofErr w:type="gramEnd"/>
+                          </w:p>
+                          <w:p>
+                            <w:pPr>
+                              <w:numPr>
+                                <w:ilvl w:val="0"/>
+                                <w:numId w:val="19"/>
+                              </w:numPr>
+                              <w:spacing w:after="100" w:afterAutospacing="1" w:line="240" w:lineRule="auto"/>
+                              <w:rPr>
+                                <w:rFonts w:ascii="Cambria Math" w:eastAsia="Times New Roman" w:hAnsi="Cambria Math" w:cs="Times New Roman"/>
+                                <w:sz w:val="28"/>
+                                <w:szCs w:val="28"/>
+                                <w:lang w:eastAsia="fr-FR"/>
+                              </w:rPr>
+                            </w:pPr>
+                            <w:r>
+                              <w:rPr>
+                                <w:rFonts w:ascii="Cambria Math" w:hAnsi="Cambria Math"/>
+                                <w:sz w:val="24"/>
+                                <w:szCs w:val="24"/>
+                              </w:rPr>
+                              <w:t xml:space="preserve">Ils doivent être suivit du terme </w:t>
+                            </w:r>
+                            <w:r>
+                              <w:rPr>
+                                <w:rFonts w:ascii="Cambria Math" w:hAnsi="Cambria Math"/>
+                                <w:b/>
+                                <w:bCs/>
+                                <w:sz w:val="24"/>
+                                <w:szCs w:val="24"/>
+                              </w:rPr>
+                              <w:t>million</w:t>
+                            </w:r>
+                            <w:r>
+                              <w:rPr>
+                                <w:rFonts w:ascii="Cambria Math" w:hAnsi="Cambria Math"/>
+                                <w:sz w:val="24"/>
+                                <w:szCs w:val="24"/>
+                              </w:rPr>
+                              <w:t xml:space="preserve"> ou </w:t>
+                            </w:r>
+                            <w:r>
+                              <w:rPr>
+                                <w:rFonts w:ascii="Cambria Math" w:hAnsi="Cambria Math"/>
+                                <w:b/>
+                                <w:bCs/>
+                                <w:sz w:val="24"/>
+                                <w:szCs w:val="24"/>
+                              </w:rPr>
+                              <w:t>milliard</w:t>
+                            </w:r>
+                            <w:r>
+                              <w:rPr>
+                                <w:rFonts w:ascii="Cambria Math" w:hAnsi="Cambria Math"/>
+                                <w:sz w:val="24"/>
+                                <w:szCs w:val="24"/>
+                              </w:rPr>
+                              <w:t xml:space="preserve"> (</w:t>
+                            </w:r>
+                            <w:r>
+                              <w:rPr>
+                                <w:rFonts w:ascii="Cambria Math" w:hAnsi="Cambria Math"/>
+                                <w:b/>
+                                <w:bCs/>
+                                <w:sz w:val="24"/>
+                                <w:szCs w:val="24"/>
+                              </w:rPr>
+                              <w:t>quatre-vingt</w:t>
+                            </w:r>
+                            <w:r>
+                              <w:rPr>
+                                <w:rFonts w:ascii="Cambria Math" w:hAnsi="Cambria Math"/>
+                                <w:b/>
+                                <w:bCs/>
+                                <w:sz w:val="24"/>
+                                <w:szCs w:val="24"/>
+                                <w:u w:val="single"/>
+                              </w:rPr>
+                              <w:t>s</w:t>
+                            </w:r>
+                            <w:r>
+                              <w:rPr>
+                                <w:rFonts w:ascii="Cambria Math" w:hAnsi="Cambria Math"/>
+                                <w:b/>
+                                <w:bCs/>
+                                <w:sz w:val="24"/>
+                                <w:szCs w:val="24"/>
+                              </w:rPr>
+                              <w:t>-millions</w:t>
+                            </w:r>
+                            <w:r>
+                              <w:rPr>
+                                <w:rFonts w:ascii="Cambria Math" w:hAnsi="Cambria Math"/>
+                                <w:sz w:val="24"/>
+                                <w:szCs w:val="24"/>
+                              </w:rPr>
+                              <w:t xml:space="preserve">, mais </w:t>
+                            </w:r>
+                            <w:r>
+                              <w:rPr>
+                                <w:rFonts w:ascii="Cambria Math" w:hAnsi="Cambria Math"/>
+                                <w:b/>
+                                <w:bCs/>
+                                <w:sz w:val="24"/>
+                                <w:szCs w:val="24"/>
+                              </w:rPr>
+                              <w:t>quatre-vingt-mille</w:t>
+                            </w:r>
+                            <w:r>
+                              <w:rPr>
+                                <w:rFonts w:ascii="Cambria Math" w:hAnsi="Cambria Math"/>
+                                <w:sz w:val="24"/>
+                                <w:szCs w:val="24"/>
+                              </w:rPr>
+                              <w:t>)</w:t>
+                            </w:r>
+                          </w:p>
                         </w:txbxContent>
                       </wps:txbx>
                       <wps:bodyPr rot="0" vert="horz" wrap="square" lIns="91440" tIns="45720" rIns="91440" bIns="45720" anchor="t" anchorCtr="0" upright="1">
@@ -4569,7 +4712,11 @@
           </mc:Choice>
           <mc:Fallback>
             <w:pict>
-              <v:shape w14:anchorId="3D1A2570" id="_x0000_s1028" type="#_x0000_t202" style="width:510.25pt;height:68.05pt;visibility:visible;mso-wrap-style:square;mso-left-percent:-10001;mso-top-percent:-10001;mso-position-horizontal:absolute;mso-position-horizontal-relative:char;mso-position-vertical:absolute;mso-position-vertical-relative:line;mso-left-percent:-10001;mso-top-percent:-10001;v-text-anchor:top" o:gfxdata="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" strokeweight="1pt">
+              <v:shapetype w14:anchorId="3D1A2570" id="_x0000_t202" coordsize="21600,21600" o:spt="202" path="m,l,21600r21600,l21600,xe">
+                <v:stroke joinstyle="miter"/>
+                <v:path gradientshapeok="t" o:connecttype="rect"/>
+              </v:shapetype>
+              <v:shape id="_x0000_s1028" type="#_x0000_t202" style="width:510.25pt;height:108.25pt;visibility:visible;mso-wrap-style:square;mso-left-percent:-10001;mso-top-percent:-10001;mso-position-horizontal:absolute;mso-position-horizontal-relative:char;mso-position-vertical:absolute;mso-position-vertical-relative:line;mso-left-percent:-10001;mso-top-percent:-10001;v-text-anchor:top" o:gfxdata="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" strokeweight="1pt">
                 <v:stroke linestyle="thinThin"/>
                 <v:shadow on="t" color="#d8d8d8 [2732]" origin=".5,.5" offset="-1.24725mm,-1.24725mm"/>
                 <v:textbox>
@@ -4734,7 +4881,7 @@
                           <w:ilvl w:val="0"/>
                           <w:numId w:val="19"/>
                         </w:numPr>
-                        <w:spacing w:before="100" w:beforeAutospacing="1" w:after="100" w:afterAutospacing="1" w:line="240" w:lineRule="auto"/>
+                        <w:spacing w:before="100" w:beforeAutospacing="1" w:after="0" w:line="240" w:lineRule="auto"/>
                         <w:rPr>
                           <w:rFonts w:ascii="Cambria Math" w:eastAsia="Times New Roman" w:hAnsi="Cambria Math" w:cs="Times New Roman"/>
                           <w:sz w:val="24"/>
@@ -4811,6 +4958,149 @@
                           <w:lang w:eastAsia="fr-FR"/>
                         </w:rPr>
                         <w:t>.</w:t>
+                      </w:r>
+                    </w:p>
+                    <w:p>
+                      <w:pPr>
+                        <w:spacing w:after="0" w:line="240" w:lineRule="auto"/>
+                        <w:ind w:left="720"/>
+                        <w:rPr>
+                          <w:rFonts w:ascii="Cambria Math" w:eastAsia="Times New Roman" w:hAnsi="Cambria Math" w:cs="Times New Roman"/>
+                          <w:i/>
+                          <w:iCs/>
+                          <w:sz w:val="24"/>
+                          <w:szCs w:val="24"/>
+                          <w:lang w:eastAsia="fr-FR"/>
+                        </w:rPr>
+                      </w:pPr>
+                      <w:proofErr w:type="gramStart"/>
+                      <w:r>
+                        <w:rPr>
+                          <w:rFonts w:ascii="Cambria Math" w:eastAsia="Times New Roman" w:hAnsi="Cambria Math" w:cs="Times New Roman"/>
+                          <w:i/>
+                          <w:iCs/>
+                          <w:sz w:val="24"/>
+                          <w:szCs w:val="24"/>
+                          <w:lang w:eastAsia="fr-FR"/>
+                        </w:rPr>
+                        <w:t>Ou</w:t>
+                      </w:r>
+                      <w:proofErr w:type="gramEnd"/>
+                    </w:p>
+                    <w:p>
+                      <w:pPr>
+                        <w:numPr>
+                          <w:ilvl w:val="0"/>
+                          <w:numId w:val="19"/>
+                        </w:numPr>
+                        <w:spacing w:after="100" w:afterAutospacing="1" w:line="240" w:lineRule="auto"/>
+                        <w:rPr>
+                          <w:rFonts w:ascii="Cambria Math" w:eastAsia="Times New Roman" w:hAnsi="Cambria Math" w:cs="Times New Roman"/>
+                          <w:sz w:val="28"/>
+                          <w:szCs w:val="28"/>
+                          <w:lang w:eastAsia="fr-FR"/>
+                        </w:rPr>
+                      </w:pPr>
+                      <w:r>
+                        <w:rPr>
+                          <w:rFonts w:ascii="Cambria Math" w:hAnsi="Cambria Math"/>
+                          <w:sz w:val="24"/>
+                          <w:szCs w:val="24"/>
+                        </w:rPr>
+                        <w:t xml:space="preserve">Ils doivent être suivit du terme </w:t>
+                      </w:r>
+                      <w:r>
+                        <w:rPr>
+                          <w:rFonts w:ascii="Cambria Math" w:hAnsi="Cambria Math"/>
+                          <w:b/>
+                          <w:bCs/>
+                          <w:sz w:val="24"/>
+                          <w:szCs w:val="24"/>
+                        </w:rPr>
+                        <w:t>million</w:t>
+                      </w:r>
+                      <w:r>
+                        <w:rPr>
+                          <w:rFonts w:ascii="Cambria Math" w:hAnsi="Cambria Math"/>
+                          <w:sz w:val="24"/>
+                          <w:szCs w:val="24"/>
+                        </w:rPr>
+                        <w:t xml:space="preserve"> ou </w:t>
+                      </w:r>
+                      <w:r>
+                        <w:rPr>
+                          <w:rFonts w:ascii="Cambria Math" w:hAnsi="Cambria Math"/>
+                          <w:b/>
+                          <w:bCs/>
+                          <w:sz w:val="24"/>
+                          <w:szCs w:val="24"/>
+                        </w:rPr>
+                        <w:t>milliard</w:t>
+                      </w:r>
+                      <w:r>
+                        <w:rPr>
+                          <w:rFonts w:ascii="Cambria Math" w:hAnsi="Cambria Math"/>
+                          <w:sz w:val="24"/>
+                          <w:szCs w:val="24"/>
+                        </w:rPr>
+                        <w:t xml:space="preserve"> (</w:t>
+                      </w:r>
+                      <w:r>
+                        <w:rPr>
+                          <w:rFonts w:ascii="Cambria Math" w:hAnsi="Cambria Math"/>
+                          <w:b/>
+                          <w:bCs/>
+                          <w:sz w:val="24"/>
+                          <w:szCs w:val="24"/>
+                        </w:rPr>
+                        <w:t>quatre-vingt</w:t>
+                      </w:r>
+                      <w:r>
+                        <w:rPr>
+                          <w:rFonts w:ascii="Cambria Math" w:hAnsi="Cambria Math"/>
+                          <w:b/>
+                          <w:bCs/>
+                          <w:sz w:val="24"/>
+                          <w:szCs w:val="24"/>
+                          <w:u w:val="single"/>
+                        </w:rPr>
+                        <w:t>s</w:t>
+                      </w:r>
+                      <w:r>
+                        <w:rPr>
+                          <w:rFonts w:ascii="Cambria Math" w:hAnsi="Cambria Math"/>
+                          <w:b/>
+                          <w:bCs/>
+                          <w:sz w:val="24"/>
+                          <w:szCs w:val="24"/>
+                        </w:rPr>
+                        <w:t>-millions</w:t>
+                      </w:r>
+                      <w:r>
+                        <w:rPr>
+                          <w:rFonts w:ascii="Cambria Math" w:hAnsi="Cambria Math"/>
+                          <w:sz w:val="24"/>
+                          <w:szCs w:val="24"/>
+                        </w:rPr>
+                        <w:t xml:space="preserve">, mais </w:t>
+                      </w:r>
+                      <w:r>
+                        <w:rPr>
+                          <w:rFonts w:ascii="Cambria Math" w:hAnsi="Cambria Math"/>
+                          <w:b/>
+                          <w:bCs/>
+                          <w:sz w:val="24"/>
+                          <w:szCs w:val="24"/>
+                        </w:rPr>
+                        <w:t>quatre-vingt-mille</w:t>
+                      </w:r>
+                      <w:r>
+                        <w:rPr>
+                          <w:rFonts w:ascii="Cambria Math" w:hAnsi="Cambria Math"/>
+                          <w:sz w:val="24"/>
+                          <w:szCs w:val="24"/>
+                        </w:rPr>
+                        <w:t>)</w:t>
                       </w:r>
                     </w:p>
                   </w:txbxContent>
